--- a/Prosjekter/electricity_prices/el_prices.docx
+++ b/Prosjekter/electricity_prices/el_prices.docx
@@ -4057,50 +4057,340 @@
     </w:p>
     <w:p>
       <w:pPr>
-        <w:pStyle w:val="FirstParagraph"/>
+        <w:pStyle w:val="SourceCode"/>
       </w:pPr>
       <w:r>
-        <w:t xml:space="preserve">library(tidyverse)</w:t>
-      </w:r>
-      <w:r>
-        <w:t xml:space="preserve"> </w:t>
-      </w:r>
-      <w:r>
-        <w:t xml:space="preserve">library(httr2)</w:t>
-      </w:r>
-      <w:r>
-        <w:t xml:space="preserve"> </w:t>
-      </w:r>
-      <w:r>
-        <w:t xml:space="preserve">library(rvest)</w:t>
-      </w:r>
-      <w:r>
-        <w:t xml:space="preserve"> </w:t>
-      </w:r>
-      <w:r>
-        <w:t xml:space="preserve">library(janitor)</w:t>
-      </w:r>
-    </w:p>
-    <w:p>
-      <w:pPr>
-        <w:pStyle w:val="BodyText"/>
-      </w:pPr>
-      <w:r>
-        <w:t xml:space="preserve">weather_request &lt;- request(</w:t>
-      </w:r>
-      <w:r>
-        <w:t xml:space="preserve">“https://www.hvakosterstrommen.no/api/v1/prices/2024/01-02_NO1.json”</w:t>
-      </w:r>
-      <w:r>
-        <w:t xml:space="preserve">)</w:t>
-      </w:r>
-    </w:p>
-    <w:p>
-      <w:pPr>
-        <w:pStyle w:val="BodyText"/>
-      </w:pPr>
-      <w:r>
-        <w:t xml:space="preserve">View(weather_request)</w:t>
+        <w:rPr>
+          <w:rStyle w:val="FunctionTok"/>
+        </w:rPr>
+        <w:t xml:space="preserve">library</w:t>
+      </w:r>
+      <w:r>
+        <w:rPr>
+          <w:rStyle w:val="NormalTok"/>
+        </w:rPr>
+        <w:t xml:space="preserve">(tidyverse)</w:t>
+      </w:r>
+      <w:r>
+        <w:br/>
+      </w:r>
+      <w:r>
+        <w:rPr>
+          <w:rStyle w:val="FunctionTok"/>
+        </w:rPr>
+        <w:t xml:space="preserve">library</w:t>
+      </w:r>
+      <w:r>
+        <w:rPr>
+          <w:rStyle w:val="NormalTok"/>
+        </w:rPr>
+        <w:t xml:space="preserve">(httr2)</w:t>
+      </w:r>
+      <w:r>
+        <w:br/>
+      </w:r>
+      <w:r>
+        <w:rPr>
+          <w:rStyle w:val="FunctionTok"/>
+        </w:rPr>
+        <w:t xml:space="preserve">library</w:t>
+      </w:r>
+      <w:r>
+        <w:rPr>
+          <w:rStyle w:val="NormalTok"/>
+        </w:rPr>
+        <w:t xml:space="preserve">(rvest)</w:t>
+      </w:r>
+      <w:r>
+        <w:br/>
+      </w:r>
+      <w:r>
+        <w:rPr>
+          <w:rStyle w:val="FunctionTok"/>
+        </w:rPr>
+        <w:t xml:space="preserve">library</w:t>
+      </w:r>
+      <w:r>
+        <w:rPr>
+          <w:rStyle w:val="NormalTok"/>
+        </w:rPr>
+        <w:t xml:space="preserve">(jsonlite)</w:t>
+      </w:r>
+      <w:r>
+        <w:br/>
+      </w:r>
+      <w:r>
+        <w:br/>
+      </w:r>
+      <w:r>
+        <w:rPr>
+          <w:rStyle w:val="NormalTok"/>
+        </w:rPr>
+        <w:t xml:space="preserve">hour_data </w:t>
+      </w:r>
+      <w:r>
+        <w:rPr>
+          <w:rStyle w:val="OtherTok"/>
+        </w:rPr>
+        <w:t xml:space="preserve">&lt;-</w:t>
+      </w:r>
+      <w:r>
+        <w:rPr>
+          <w:rStyle w:val="NormalTok"/>
+        </w:rPr>
+        <w:t xml:space="preserve"> </w:t>
+      </w:r>
+      <w:r>
+        <w:rPr>
+          <w:rStyle w:val="ConstantTok"/>
+        </w:rPr>
+        <w:t xml:space="preserve">NULL</w:t>
+      </w:r>
+      <w:r>
+        <w:br/>
+      </w:r>
+      <w:r>
+        <w:br/>
+      </w:r>
+      <w:r>
+        <w:rPr>
+          <w:rStyle w:val="ControlFlowTok"/>
+        </w:rPr>
+        <w:t xml:space="preserve">for</w:t>
+      </w:r>
+      <w:r>
+        <w:rPr>
+          <w:rStyle w:val="NormalTok"/>
+        </w:rPr>
+        <w:t xml:space="preserve"> (d </w:t>
+      </w:r>
+      <w:r>
+        <w:rPr>
+          <w:rStyle w:val="ControlFlowTok"/>
+        </w:rPr>
+        <w:t xml:space="preserve">in</w:t>
+      </w:r>
+      <w:r>
+        <w:rPr>
+          <w:rStyle w:val="NormalTok"/>
+        </w:rPr>
+        <w:t xml:space="preserve"> </w:t>
+      </w:r>
+      <w:r>
+        <w:rPr>
+          <w:rStyle w:val="DecValTok"/>
+        </w:rPr>
+        <w:t xml:space="preserve">1</w:t>
+      </w:r>
+      <w:r>
+        <w:rPr>
+          <w:rStyle w:val="SpecialCharTok"/>
+        </w:rPr>
+        <w:t xml:space="preserve">:</w:t>
+      </w:r>
+      <w:r>
+        <w:rPr>
+          <w:rStyle w:val="DecValTok"/>
+        </w:rPr>
+        <w:t xml:space="preserve">7</w:t>
+      </w:r>
+      <w:r>
+        <w:rPr>
+          <w:rStyle w:val="NormalTok"/>
+        </w:rPr>
+        <w:t xml:space="preserve">){</w:t>
+      </w:r>
+      <w:r>
+        <w:br/>
+      </w:r>
+      <w:r>
+        <w:rPr>
+          <w:rStyle w:val="NormalTok"/>
+        </w:rPr>
+        <w:t xml:space="preserve">  link </w:t>
+      </w:r>
+      <w:r>
+        <w:rPr>
+          <w:rStyle w:val="OtherTok"/>
+        </w:rPr>
+        <w:t xml:space="preserve">&lt;-</w:t>
+      </w:r>
+      <w:r>
+        <w:rPr>
+          <w:rStyle w:val="NormalTok"/>
+        </w:rPr>
+        <w:t xml:space="preserve"> </w:t>
+      </w:r>
+      <w:r>
+        <w:rPr>
+          <w:rStyle w:val="FunctionTok"/>
+        </w:rPr>
+        <w:t xml:space="preserve">paste</w:t>
+      </w:r>
+      <w:r>
+        <w:rPr>
+          <w:rStyle w:val="NormalTok"/>
+        </w:rPr>
+        <w:t xml:space="preserve">(</w:t>
+      </w:r>
+      <w:r>
+        <w:rPr>
+          <w:rStyle w:val="StringTok"/>
+        </w:rPr>
+        <w:t xml:space="preserve">"https://www.hvakosterstrommen.no/api/v1/prices/2024/01-0"</w:t>
+      </w:r>
+      <w:r>
+        <w:rPr>
+          <w:rStyle w:val="NormalTok"/>
+        </w:rPr>
+        <w:t xml:space="preserve">,d,</w:t>
+      </w:r>
+      <w:r>
+        <w:rPr>
+          <w:rStyle w:val="StringTok"/>
+        </w:rPr>
+        <w:t xml:space="preserve">"_NO1.json"</w:t>
+      </w:r>
+      <w:r>
+        <w:rPr>
+          <w:rStyle w:val="NormalTok"/>
+        </w:rPr>
+        <w:t xml:space="preserve">, </w:t>
+      </w:r>
+      <w:r>
+        <w:rPr>
+          <w:rStyle w:val="AttributeTok"/>
+        </w:rPr>
+        <w:t xml:space="preserve">sep =</w:t>
+      </w:r>
+      <w:r>
+        <w:rPr>
+          <w:rStyle w:val="NormalTok"/>
+        </w:rPr>
+        <w:t xml:space="preserve"> </w:t>
+      </w:r>
+      <w:r>
+        <w:rPr>
+          <w:rStyle w:val="StringTok"/>
+        </w:rPr>
+        <w:t xml:space="preserve">""</w:t>
+      </w:r>
+      <w:r>
+        <w:rPr>
+          <w:rStyle w:val="NormalTok"/>
+        </w:rPr>
+        <w:t xml:space="preserve">) </w:t>
+      </w:r>
+      <w:r>
+        <w:rPr>
+          <w:rStyle w:val="CommentTok"/>
+        </w:rPr>
+        <w:t xml:space="preserve">#paster uten mellomrom</w:t>
+      </w:r>
+      <w:r>
+        <w:br/>
+      </w:r>
+      <w:r>
+        <w:rPr>
+          <w:rStyle w:val="NormalTok"/>
+        </w:rPr>
+        <w:t xml:space="preserve">  </w:t>
+      </w:r>
+      <w:r>
+        <w:br/>
+      </w:r>
+      <w:r>
+        <w:rPr>
+          <w:rStyle w:val="NormalTok"/>
+        </w:rPr>
+        <w:t xml:space="preserve">  hour_data </w:t>
+      </w:r>
+      <w:r>
+        <w:rPr>
+          <w:rStyle w:val="OtherTok"/>
+        </w:rPr>
+        <w:t xml:space="preserve">&lt;-</w:t>
+      </w:r>
+      <w:r>
+        <w:rPr>
+          <w:rStyle w:val="NormalTok"/>
+        </w:rPr>
+        <w:t xml:space="preserve"> </w:t>
+      </w:r>
+      <w:r>
+        <w:rPr>
+          <w:rStyle w:val="FunctionTok"/>
+        </w:rPr>
+        <w:t xml:space="preserve">bind_rows</w:t>
+      </w:r>
+      <w:r>
+        <w:rPr>
+          <w:rStyle w:val="NormalTok"/>
+        </w:rPr>
+        <w:t xml:space="preserve">(hour_data,</w:t>
+      </w:r>
+      <w:r>
+        <w:rPr>
+          <w:rStyle w:val="FunctionTok"/>
+        </w:rPr>
+        <w:t xml:space="preserve">fromJSON</w:t>
+      </w:r>
+      <w:r>
+        <w:rPr>
+          <w:rStyle w:val="NormalTok"/>
+        </w:rPr>
+        <w:t xml:space="preserve">(link))</w:t>
+      </w:r>
+      <w:r>
+        <w:br/>
+      </w:r>
+      <w:r>
+        <w:rPr>
+          <w:rStyle w:val="NormalTok"/>
+        </w:rPr>
+        <w:t xml:space="preserve">  </w:t>
+      </w:r>
+      <w:r>
+        <w:rPr>
+          <w:rStyle w:val="FunctionTok"/>
+        </w:rPr>
+        <w:t xml:space="preserve">fromJSON</w:t>
+      </w:r>
+      <w:r>
+        <w:rPr>
+          <w:rStyle w:val="NormalTok"/>
+        </w:rPr>
+        <w:t xml:space="preserve">(link)</w:t>
+      </w:r>
+      <w:r>
+        <w:br/>
+      </w:r>
+      <w:r>
+        <w:rPr>
+          <w:rStyle w:val="NormalTok"/>
+        </w:rPr>
+        <w:t xml:space="preserve">  }</w:t>
+      </w:r>
+      <w:r>
+        <w:br/>
+      </w:r>
+      <w:r>
+        <w:br/>
+      </w:r>
+      <w:r>
+        <w:br/>
+      </w:r>
+      <w:r>
+        <w:rPr>
+          <w:rStyle w:val="FunctionTok"/>
+        </w:rPr>
+        <w:t xml:space="preserve">View</w:t>
+      </w:r>
+      <w:r>
+        <w:rPr>
+          <w:rStyle w:val="NormalTok"/>
+        </w:rPr>
+        <w:t xml:space="preserve">(hour_data)</w:t>
       </w:r>
     </w:p>
     <w:bookmarkEnd w:id="38"/>

--- a/Prosjekter/electricity_prices/el_prices.docx
+++ b/Prosjekter/electricity_prices/el_prices.docx
@@ -4046,7 +4046,7 @@
       </w:r>
     </w:p>
     <w:bookmarkEnd w:id="37"/>
-    <w:bookmarkStart w:id="38" w:name="hente-ut-en-json-fil"/>
+    <w:bookmarkStart w:id="41" w:name="hente-ut-en-json-fil"/>
     <w:p>
       <w:pPr>
         <w:pStyle w:val="Heading2"/>
@@ -4348,52 +4348,348 @@
         <w:rPr>
           <w:rStyle w:val="NormalTok"/>
         </w:rPr>
+        <w:t xml:space="preserve">  }</w:t>
+      </w:r>
+      <w:r>
+        <w:br/>
+      </w:r>
+      <w:r>
+        <w:br/>
+      </w:r>
+      <w:r>
+        <w:br/>
+      </w:r>
+      <w:r>
+        <w:rPr>
+          <w:rStyle w:val="NormalTok"/>
+        </w:rPr>
+        <w:t xml:space="preserve">p1 </w:t>
+      </w:r>
+      <w:r>
+        <w:rPr>
+          <w:rStyle w:val="OtherTok"/>
+        </w:rPr>
+        <w:t xml:space="preserve">&lt;-</w:t>
+      </w:r>
+      <w:r>
+        <w:rPr>
+          <w:rStyle w:val="NormalTok"/>
+        </w:rPr>
+        <w:t xml:space="preserve"> hour_data </w:t>
+      </w:r>
+      <w:r>
+        <w:rPr>
+          <w:rStyle w:val="SpecialCharTok"/>
+        </w:rPr>
+        <w:t xml:space="preserve">|&gt;</w:t>
+      </w:r>
+      <w:r>
+        <w:br/>
+      </w:r>
+      <w:r>
+        <w:rPr>
+          <w:rStyle w:val="NormalTok"/>
+        </w:rPr>
         <w:t xml:space="preserve">  </w:t>
       </w:r>
       <w:r>
         <w:rPr>
           <w:rStyle w:val="FunctionTok"/>
         </w:rPr>
-        <w:t xml:space="preserve">fromJSON</w:t>
-      </w:r>
-      <w:r>
-        <w:rPr>
-          <w:rStyle w:val="NormalTok"/>
-        </w:rPr>
-        <w:t xml:space="preserve">(link)</w:t>
-      </w:r>
-      <w:r>
-        <w:br/>
-      </w:r>
-      <w:r>
-        <w:rPr>
-          <w:rStyle w:val="NormalTok"/>
-        </w:rPr>
-        <w:t xml:space="preserve">  }</w:t>
-      </w:r>
-      <w:r>
-        <w:br/>
-      </w:r>
-      <w:r>
-        <w:br/>
-      </w:r>
-      <w:r>
-        <w:br/>
-      </w:r>
-      <w:r>
-        <w:rPr>
-          <w:rStyle w:val="FunctionTok"/>
-        </w:rPr>
-        <w:t xml:space="preserve">View</w:t>
-      </w:r>
-      <w:r>
-        <w:rPr>
-          <w:rStyle w:val="NormalTok"/>
-        </w:rPr>
-        <w:t xml:space="preserve">(hour_data)</w:t>
+        <w:t xml:space="preserve">mutate</w:t>
+      </w:r>
+      <w:r>
+        <w:rPr>
+          <w:rStyle w:val="NormalTok"/>
+        </w:rPr>
+        <w:t xml:space="preserve">(</w:t>
+      </w:r>
+      <w:r>
+        <w:rPr>
+          <w:rStyle w:val="AttributeTok"/>
+        </w:rPr>
+        <w:t xml:space="preserve">time_start =</w:t>
+      </w:r>
+      <w:r>
+        <w:rPr>
+          <w:rStyle w:val="NormalTok"/>
+        </w:rPr>
+        <w:t xml:space="preserve"> </w:t>
+      </w:r>
+      <w:r>
+        <w:rPr>
+          <w:rStyle w:val="FunctionTok"/>
+        </w:rPr>
+        <w:t xml:space="preserve">ymd_hms</w:t>
+      </w:r>
+      <w:r>
+        <w:rPr>
+          <w:rStyle w:val="NormalTok"/>
+        </w:rPr>
+        <w:t xml:space="preserve">(time_start))</w:t>
+      </w:r>
+      <w:r>
+        <w:rPr>
+          <w:rStyle w:val="SpecialCharTok"/>
+        </w:rPr>
+        <w:t xml:space="preserve">|&gt;</w:t>
+      </w:r>
+      <w:r>
+        <w:br/>
+      </w:r>
+      <w:r>
+        <w:rPr>
+          <w:rStyle w:val="NormalTok"/>
+        </w:rPr>
+        <w:t xml:space="preserve">  </w:t>
+      </w:r>
+      <w:r>
+        <w:rPr>
+          <w:rStyle w:val="FunctionTok"/>
+        </w:rPr>
+        <w:t xml:space="preserve">ggplot</w:t>
+      </w:r>
+      <w:r>
+        <w:rPr>
+          <w:rStyle w:val="NormalTok"/>
+        </w:rPr>
+        <w:t xml:space="preserve">(</w:t>
+      </w:r>
+      <w:r>
+        <w:rPr>
+          <w:rStyle w:val="FunctionTok"/>
+        </w:rPr>
+        <w:t xml:space="preserve">aes</w:t>
+      </w:r>
+      <w:r>
+        <w:rPr>
+          <w:rStyle w:val="NormalTok"/>
+        </w:rPr>
+        <w:t xml:space="preserve">(</w:t>
+      </w:r>
+      <w:r>
+        <w:rPr>
+          <w:rStyle w:val="AttributeTok"/>
+        </w:rPr>
+        <w:t xml:space="preserve">x =</w:t>
+      </w:r>
+      <w:r>
+        <w:rPr>
+          <w:rStyle w:val="NormalTok"/>
+        </w:rPr>
+        <w:t xml:space="preserve"> time_start, </w:t>
+      </w:r>
+      <w:r>
+        <w:rPr>
+          <w:rStyle w:val="AttributeTok"/>
+        </w:rPr>
+        <w:t xml:space="preserve">y =</w:t>
+      </w:r>
+      <w:r>
+        <w:rPr>
+          <w:rStyle w:val="NormalTok"/>
+        </w:rPr>
+        <w:t xml:space="preserve"> EUR_per_kWh)) </w:t>
+      </w:r>
+      <w:r>
+        <w:rPr>
+          <w:rStyle w:val="SpecialCharTok"/>
+        </w:rPr>
+        <w:t xml:space="preserve">+</w:t>
+      </w:r>
+      <w:r>
+        <w:rPr>
+          <w:rStyle w:val="NormalTok"/>
+        </w:rPr>
+        <w:t xml:space="preserve"> </w:t>
+      </w:r>
+      <w:r>
+        <w:br/>
+      </w:r>
+      <w:r>
+        <w:rPr>
+          <w:rStyle w:val="NormalTok"/>
+        </w:rPr>
+        <w:t xml:space="preserve">  </w:t>
+      </w:r>
+      <w:r>
+        <w:rPr>
+          <w:rStyle w:val="FunctionTok"/>
+        </w:rPr>
+        <w:t xml:space="preserve">geom_line</w:t>
+      </w:r>
+      <w:r>
+        <w:rPr>
+          <w:rStyle w:val="NormalTok"/>
+        </w:rPr>
+        <w:t xml:space="preserve">() </w:t>
+      </w:r>
+      <w:r>
+        <w:rPr>
+          <w:rStyle w:val="SpecialCharTok"/>
+        </w:rPr>
+        <w:t xml:space="preserve">+</w:t>
+      </w:r>
+      <w:r>
+        <w:rPr>
+          <w:rStyle w:val="NormalTok"/>
+        </w:rPr>
+        <w:t xml:space="preserve"> </w:t>
+      </w:r>
+      <w:r>
+        <w:br/>
+      </w:r>
+      <w:r>
+        <w:rPr>
+          <w:rStyle w:val="NormalTok"/>
+        </w:rPr>
+        <w:t xml:space="preserve">  </w:t>
+      </w:r>
+      <w:r>
+        <w:rPr>
+          <w:rStyle w:val="FunctionTok"/>
+        </w:rPr>
+        <w:t xml:space="preserve">labs</w:t>
+      </w:r>
+      <w:r>
+        <w:rPr>
+          <w:rStyle w:val="NormalTok"/>
+        </w:rPr>
+        <w:t xml:space="preserve">(</w:t>
+      </w:r>
+      <w:r>
+        <w:rPr>
+          <w:rStyle w:val="AttributeTok"/>
+        </w:rPr>
+        <w:t xml:space="preserve">x =</w:t>
+      </w:r>
+      <w:r>
+        <w:rPr>
+          <w:rStyle w:val="NormalTok"/>
+        </w:rPr>
+        <w:t xml:space="preserve"> </w:t>
+      </w:r>
+      <w:r>
+        <w:rPr>
+          <w:rStyle w:val="StringTok"/>
+        </w:rPr>
+        <w:t xml:space="preserve">"tid"</w:t>
+      </w:r>
+      <w:r>
+        <w:rPr>
+          <w:rStyle w:val="NormalTok"/>
+        </w:rPr>
+        <w:t xml:space="preserve">, </w:t>
+      </w:r>
+      <w:r>
+        <w:rPr>
+          <w:rStyle w:val="AttributeTok"/>
+        </w:rPr>
+        <w:t xml:space="preserve">y =</w:t>
+      </w:r>
+      <w:r>
+        <w:rPr>
+          <w:rStyle w:val="NormalTok"/>
+        </w:rPr>
+        <w:t xml:space="preserve"> </w:t>
+      </w:r>
+      <w:r>
+        <w:rPr>
+          <w:rStyle w:val="StringTok"/>
+        </w:rPr>
+        <w:t xml:space="preserve">"euro per kWh"</w:t>
+      </w:r>
+      <w:r>
+        <w:rPr>
+          <w:rStyle w:val="NormalTok"/>
+        </w:rPr>
+        <w:t xml:space="preserve">, </w:t>
+      </w:r>
+      <w:r>
+        <w:rPr>
+          <w:rStyle w:val="AttributeTok"/>
+        </w:rPr>
+        <w:t xml:space="preserve">title =</w:t>
+      </w:r>
+      <w:r>
+        <w:rPr>
+          <w:rStyle w:val="NormalTok"/>
+        </w:rPr>
+        <w:t xml:space="preserve"> </w:t>
+      </w:r>
+      <w:r>
+        <w:rPr>
+          <w:rStyle w:val="StringTok"/>
+        </w:rPr>
+        <w:t xml:space="preserve">"pris pa strom"</w:t>
+      </w:r>
+      <w:r>
+        <w:rPr>
+          <w:rStyle w:val="NormalTok"/>
+        </w:rPr>
+        <w:t xml:space="preserve">)</w:t>
+      </w:r>
+      <w:r>
+        <w:br/>
+      </w:r>
+      <w:r>
+        <w:br/>
+      </w:r>
+      <w:r>
+        <w:rPr>
+          <w:rStyle w:val="NormalTok"/>
+        </w:rPr>
+        <w:t xml:space="preserve">p1</w:t>
       </w:r>
     </w:p>
-    <w:bookmarkEnd w:id="38"/>
+    <w:p>
+      <w:pPr>
+        <w:pStyle w:val="FirstParagraph"/>
+      </w:pPr>
+      <w:r>
+        <w:drawing>
+          <wp:inline>
+            <wp:extent cx="4620126" cy="3696101"/>
+            <wp:effectExtent b="0" l="0" r="0" t="0"/>
+            <wp:docPr descr="" title="" id="39" name="Picture"/>
+            <a:graphic>
+              <a:graphicData uri="http://schemas.openxmlformats.org/drawingml/2006/picture">
+                <pic:pic>
+                  <pic:nvPicPr>
+                    <pic:cNvPr descr="el_prices_files/figure-docx/unnamed-chunk-11-1.png" id="40" name="Picture"/>
+                    <pic:cNvPicPr>
+                      <a:picLocks noChangeArrowheads="1" noChangeAspect="1"/>
+                    </pic:cNvPicPr>
+                  </pic:nvPicPr>
+                  <pic:blipFill>
+                    <a:blip r:embed="rId38"/>
+                    <a:stretch>
+                      <a:fillRect/>
+                    </a:stretch>
+                  </pic:blipFill>
+                  <pic:spPr bwMode="auto">
+                    <a:xfrm>
+                      <a:off x="0" y="0"/>
+                      <a:ext cx="4620126" cy="3696101"/>
+                    </a:xfrm>
+                    <a:prstGeom prst="rect">
+                      <a:avLst/>
+                    </a:prstGeom>
+                    <a:noFill/>
+                    <a:ln w="9525">
+                      <a:noFill/>
+                      <a:headEnd/>
+                      <a:tailEnd/>
+                    </a:ln>
+                  </pic:spPr>
+                </pic:pic>
+              </a:graphicData>
+            </a:graphic>
+          </wp:inline>
+        </w:drawing>
+      </w:r>
+    </w:p>
+    <w:bookmarkEnd w:id="41"/>
     <w:sectPr>
       <w:footnotePr>
         <w:numRestart w:val="eachSect"/>
